--- a/az/stories/a-mothers-love.docx
+++ b/az/stories/a-mothers-love.docx
@@ -4,469 +4,344 @@
   <w:body>
     <w:p>
       <w:pPr>
-        <w:pStyle w:val="Heading1"/>
+        <w:spacing w:before="0" w:after="60"/>
+        <w:jc w:val="left"/>
       </w:pPr>
       <w:r>
+        <w:rPr>
+          <w:rFonts w:ascii="Arial" w:hAnsi="Arial" w:eastAsia="Arial"/>
+          <w:i w:val="0"/>
+          <w:color w:val="000000"/>
+          <w:sz w:val="52"/>
+        </w:rPr>
         <w:t>Ana sevgisi</w:t>
       </w:r>
     </w:p>
     <w:p>
       <w:pPr>
-        <w:ind w:firstLine="425"/>
-        <w:jc w:val="both"/>
+        <w:jc w:val="left"/>
       </w:pPr>
       <w:r>
         <w:rPr>
-          <w:rFonts w:ascii="Times New Roman" w:hAnsi="Times New Roman" w:cs="Times New Roman"/>
-          <w:b w:val="0"/>
+          <w:rFonts w:ascii="Arial" w:hAnsi="Arial" w:eastAsia="Arial"/>
           <w:i w:val="0"/>
-          <w:sz w:val="24"/>
+          <w:color w:val="000000"/>
+          <w:sz w:val="22"/>
         </w:rPr>
         <w:t>Erix Fromm</w:t>
       </w:r>
     </w:p>
     <w:p>
       <w:pPr>
-        <w:ind w:firstLine="425"/>
-        <w:jc w:val="both"/>
+        <w:jc w:val="left"/>
       </w:pPr>
       <w:r>
         <w:rPr>
-          <w:rFonts w:ascii="Times New Roman" w:hAnsi="Times New Roman" w:cs="Times New Roman"/>
-          <w:b w:val="0"/>
+          <w:rFonts w:ascii="Arial" w:hAnsi="Arial" w:eastAsia="Arial"/>
           <w:i w:val="0"/>
-          <w:sz w:val="24"/>
+          <w:color w:val="000000"/>
+          <w:sz w:val="22"/>
         </w:rPr>
-        <w:t>1 yaşındayam — çox xoşbəxtəm, anam hər an mənimlədir!</w:t>
+        <w:t>Bir yaşım var — çox xoşbəxtəm; anam hər an yanımdadır.</w:t>
       </w:r>
     </w:p>
     <w:p>
       <w:pPr>
-        <w:ind w:firstLine="425"/>
-        <w:jc w:val="both"/>
+        <w:jc w:val="left"/>
       </w:pPr>
       <w:r>
         <w:rPr>
-          <w:rFonts w:ascii="Times New Roman" w:hAnsi="Times New Roman" w:cs="Times New Roman"/>
-          <w:b w:val="0"/>
+          <w:rFonts w:ascii="Arial" w:hAnsi="Arial" w:eastAsia="Arial"/>
           <w:i w:val="0"/>
-          <w:sz w:val="24"/>
+          <w:color w:val="000000"/>
+          <w:sz w:val="22"/>
         </w:rPr>
-        <w:t>2 yaşındayam — anam ara-sıra mənimlədir (görəsən, nələr olur?).</w:t>
+        <w:t>İki yaşım var — anam bəzən yanımdadır. Görəsən, nə baş verir?</w:t>
       </w:r>
     </w:p>
     <w:p>
       <w:pPr>
-        <w:ind w:firstLine="425"/>
-        <w:jc w:val="both"/>
+        <w:jc w:val="left"/>
       </w:pPr>
       <w:r>
         <w:rPr>
-          <w:rFonts w:ascii="Times New Roman" w:hAnsi="Times New Roman" w:cs="Times New Roman"/>
-          <w:b w:val="0"/>
+          <w:rFonts w:ascii="Arial" w:hAnsi="Arial" w:eastAsia="Arial"/>
           <w:i w:val="0"/>
-          <w:sz w:val="24"/>
+          <w:color w:val="000000"/>
+          <w:sz w:val="22"/>
         </w:rPr>
-        <w:t>3 yaşındayam — anam işdədir, dayəm mənimlədir.</w:t>
+        <w:t>Üç yaşım var — anam işdədir, dayəm yanımdadır.</w:t>
       </w:r>
     </w:p>
     <w:p>
       <w:pPr>
-        <w:ind w:firstLine="425"/>
-        <w:jc w:val="both"/>
+        <w:jc w:val="left"/>
       </w:pPr>
       <w:r>
         <w:rPr>
-          <w:rFonts w:ascii="Times New Roman" w:hAnsi="Times New Roman" w:cs="Times New Roman"/>
-          <w:b w:val="0"/>
+          <w:rFonts w:ascii="Arial" w:hAnsi="Arial" w:eastAsia="Arial"/>
           <w:i w:val="0"/>
-          <w:sz w:val="24"/>
+          <w:color w:val="000000"/>
+          <w:sz w:val="22"/>
         </w:rPr>
-        <w:t>5 yaşındayam — anam iclasdadır, nənəm mənimlədir.</w:t>
+        <w:t>Beş yaşım var — anam iclasdadır, nənəm yanımdadır.</w:t>
       </w:r>
     </w:p>
     <w:p>
       <w:pPr>
-        <w:ind w:firstLine="425"/>
-        <w:jc w:val="both"/>
+        <w:jc w:val="left"/>
       </w:pPr>
       <w:r>
         <w:rPr>
-          <w:rFonts w:ascii="Times New Roman" w:hAnsi="Times New Roman" w:cs="Times New Roman"/>
-          <w:b w:val="0"/>
+          <w:rFonts w:ascii="Arial" w:hAnsi="Arial" w:eastAsia="Arial"/>
           <w:i w:val="0"/>
-          <w:sz w:val="24"/>
+          <w:color w:val="000000"/>
+          <w:sz w:val="22"/>
         </w:rPr>
-        <w:t>7 yaşındayam — anam seminardadır, mən məktəbdəyəm, müəllimim mənimlədir.</w:t>
+        <w:t>Yeddi yaşım var — anam seminardadır, mən isə məktəbdəyəm; müəllimim yanımdadır.</w:t>
       </w:r>
     </w:p>
     <w:p>
       <w:pPr>
-        <w:ind w:firstLine="425"/>
-        <w:jc w:val="both"/>
+        <w:jc w:val="left"/>
       </w:pPr>
       <w:r>
         <w:rPr>
-          <w:rFonts w:ascii="Times New Roman" w:hAnsi="Times New Roman" w:cs="Times New Roman"/>
-          <w:b w:val="0"/>
+          <w:rFonts w:ascii="Arial" w:hAnsi="Arial" w:eastAsia="Arial"/>
           <w:i w:val="0"/>
-          <w:sz w:val="24"/>
+          <w:color w:val="000000"/>
+          <w:sz w:val="22"/>
         </w:rPr>
-        <w:t>13 yaşındayam — yetkinlik çağındayam (anam hələ də işləməyə məcburdur), dostlarım mənimlədir.</w:t>
+        <w:t>On üç yaşım var — yeniyetməlik dövründəyəm. Anam hələ də işləməyə məcburdur, dostlarım yanımdadır.</w:t>
       </w:r>
     </w:p>
     <w:p>
       <w:pPr>
-        <w:ind w:firstLine="425"/>
-        <w:jc w:val="both"/>
+        <w:jc w:val="left"/>
       </w:pPr>
       <w:r>
         <w:rPr>
-          <w:rFonts w:ascii="Times New Roman" w:hAnsi="Times New Roman" w:cs="Times New Roman"/>
-          <w:b w:val="0"/>
+          <w:rFonts w:ascii="Arial" w:hAnsi="Arial" w:eastAsia="Arial"/>
           <w:i w:val="0"/>
-          <w:sz w:val="24"/>
+          <w:color w:val="000000"/>
+          <w:sz w:val="22"/>
         </w:rPr>
-        <w:t>17 yaşım tamam oldu — anam işdən yorğun gəlir. Sinif otağındayam, məktəbdəyəm, kafedəyəm; müəllimim mənimlədir.</w:t>
+        <w:t>On yeddi yaşım var — anam işdən yorğun qayıdır. Mən sinifdə, məktəbdə və ya kafedəyəm; dostlarım yanımdadır.</w:t>
       </w:r>
     </w:p>
     <w:p>
       <w:pPr>
-        <w:ind w:firstLine="425"/>
-        <w:jc w:val="both"/>
+        <w:jc w:val="left"/>
       </w:pPr>
       <w:r>
         <w:rPr>
-          <w:rFonts w:ascii="Times New Roman" w:hAnsi="Times New Roman" w:cs="Times New Roman"/>
-          <w:b w:val="0"/>
+          <w:rFonts w:ascii="Arial" w:hAnsi="Arial" w:eastAsia="Arial"/>
           <w:i w:val="0"/>
-          <w:sz w:val="24"/>
+          <w:color w:val="000000"/>
+          <w:sz w:val="22"/>
         </w:rPr>
-        <w:t>20 yaşımda parlaq bir gəncəm — anam evdə yoxdur. Dostlarım mənimlədir.</w:t>
+        <w:t>İyirmi yaşım var — gəncəm. Anam evdə deyil, dostlarım yanımdadır.</w:t>
       </w:r>
     </w:p>
     <w:p>
       <w:pPr>
-        <w:ind w:firstLine="425"/>
-        <w:jc w:val="both"/>
+        <w:jc w:val="left"/>
       </w:pPr>
       <w:r>
         <w:rPr>
-          <w:rFonts w:ascii="Times New Roman" w:hAnsi="Times New Roman" w:cs="Times New Roman"/>
-          <w:b w:val="0"/>
+          <w:rFonts w:ascii="Arial" w:hAnsi="Arial" w:eastAsia="Arial"/>
           <w:i w:val="0"/>
-          <w:sz w:val="24"/>
+          <w:color w:val="000000"/>
+          <w:sz w:val="22"/>
         </w:rPr>
-        <w:t>23 yaşım tamam oldu, bir işə girdim — anam artıq evdədir. Mənsə işdəyəm.</w:t>
+        <w:t>İyirmi üç yaşım var — işə başlamışam. Anam artıq evdədir, mən isə işdəyəm.</w:t>
       </w:r>
     </w:p>
     <w:p>
       <w:pPr>
-        <w:ind w:firstLine="425"/>
-        <w:jc w:val="both"/>
+        <w:jc w:val="left"/>
       </w:pPr>
       <w:r>
         <w:rPr>
-          <w:rFonts w:ascii="Times New Roman" w:hAnsi="Times New Roman" w:cs="Times New Roman"/>
-          <w:b w:val="0"/>
+          <w:rFonts w:ascii="Arial" w:hAnsi="Arial" w:eastAsia="Arial"/>
           <w:i w:val="0"/>
-          <w:sz w:val="24"/>
+          <w:color w:val="000000"/>
+          <w:sz w:val="22"/>
         </w:rPr>
-        <w:t>30 yaşa çatdım — düşünürəm... anamla ən son nə vaxt birlikdə gözəl vaxt keçirmişik? Bu işdə bir qəriblik var!</w:t>
+        <w:t>Otuz yaşım var — düşünürəm: anamla son dəfə nə vaxt birlikdə gözəl vaxt keçirmişik? Burada bir qəribəlik var.</w:t>
       </w:r>
     </w:p>
     <w:p>
       <w:pPr>
-        <w:ind w:firstLine="425"/>
-        <w:jc w:val="both"/>
+        <w:jc w:val="left"/>
       </w:pPr>
       <w:r>
         <w:rPr>
-          <w:rFonts w:ascii="Times New Roman" w:hAnsi="Times New Roman" w:cs="Times New Roman"/>
-          <w:b w:val="0"/>
+          <w:rFonts w:ascii="Arial" w:hAnsi="Arial" w:eastAsia="Arial"/>
           <w:i w:val="0"/>
-          <w:sz w:val="24"/>
+          <w:color w:val="000000"/>
+          <w:sz w:val="22"/>
         </w:rPr>
-        <w:t>35-i haqladım, evliyəm — anam öz evində, mən öz evimdə.</w:t>
+        <w:t>Otuz beş yaşım var — evliyəm. Anam öz evindədir, mən öz evimdə.</w:t>
       </w:r>
     </w:p>
     <w:p>
       <w:pPr>
-        <w:ind w:firstLine="425"/>
-        <w:jc w:val="both"/>
+        <w:jc w:val="left"/>
       </w:pPr>
       <w:r>
         <w:rPr>
-          <w:rFonts w:ascii="Times New Roman" w:hAnsi="Times New Roman" w:cs="Times New Roman"/>
-          <w:b w:val="0"/>
+          <w:rFonts w:ascii="Arial" w:hAnsi="Arial" w:eastAsia="Arial"/>
           <w:i w:val="0"/>
-          <w:sz w:val="24"/>
+          <w:color w:val="000000"/>
+          <w:sz w:val="22"/>
         </w:rPr>
-        <w:t>40 oldum artıq... — anam yolumu gözləyir. Eynilə mən uşaq olarkən onun yolunu gözlədiyim kimi...</w:t>
+        <w:t>Qırx yaşım var — anam yolumu gözləyir; mən uşaq olanda onun yolunu gözlədiyim kimi.</w:t>
       </w:r>
     </w:p>
     <w:p>
       <w:pPr>
-        <w:ind w:firstLine="425"/>
-        <w:jc w:val="both"/>
+        <w:jc w:val="left"/>
       </w:pPr>
       <w:r>
         <w:rPr>
-          <w:rFonts w:ascii="Times New Roman" w:hAnsi="Times New Roman" w:cs="Times New Roman"/>
-          <w:b w:val="0"/>
+          <w:rFonts w:ascii="Arial" w:hAnsi="Arial" w:eastAsia="Arial"/>
           <w:i w:val="0"/>
-          <w:sz w:val="24"/>
+          <w:color w:val="000000"/>
+          <w:sz w:val="22"/>
         </w:rPr>
-        <w:t>50-yə çatdım — özüm yaşlandım, amma heç yaşlanmayan bircə arzum qaldı:</w:t>
+        <w:t>Əlli yaşım var — özüm yaşlanmışam, amma heç yaşlanmayan bir arzum qalıb: qəlbimi onun qəlbinə qovuşdurmaq, ona sarılmaq və başımı yorğun dizləri üstünə qoymaq.</w:t>
       </w:r>
     </w:p>
     <w:p>
       <w:pPr>
-        <w:ind w:firstLine="425"/>
-        <w:jc w:val="both"/>
+        <w:jc w:val="left"/>
       </w:pPr>
       <w:r>
         <w:rPr>
-          <w:rFonts w:ascii="Times New Roman" w:hAnsi="Times New Roman" w:cs="Times New Roman"/>
-          <w:b w:val="0"/>
+          <w:rFonts w:ascii="Arial" w:hAnsi="Arial" w:eastAsia="Arial"/>
           <w:i w:val="0"/>
-          <w:sz w:val="24"/>
+          <w:color w:val="000000"/>
+          <w:sz w:val="22"/>
         </w:rPr>
-        <w:t>«Qəlbimi qəlbinə qovuşdurub ona sarılmaq, başımı dizləri üstünə qoymaq; yaşlanmış o yorğun dizləri üstünə...»</w:t>
+        <w:t>Əlli beş yaşım var — artıq daim bir ananın, övladlarımın anasının yanındayam. Mənim anam isə dünyasını dəyişib; onun həsrəti ilə yaşayıram.</w:t>
       </w:r>
     </w:p>
     <w:p>
       <w:pPr>
-        <w:ind w:firstLine="425"/>
-        <w:jc w:val="both"/>
+        <w:jc w:val="left"/>
       </w:pPr>
       <w:r>
         <w:rPr>
-          <w:rFonts w:ascii="Times New Roman" w:hAnsi="Times New Roman" w:cs="Times New Roman"/>
-          <w:b w:val="0"/>
+          <w:rFonts w:ascii="Arial" w:hAnsi="Arial" w:eastAsia="Arial"/>
           <w:i w:val="0"/>
-          <w:sz w:val="24"/>
+          <w:color w:val="000000"/>
+          <w:sz w:val="22"/>
         </w:rPr>
-        <w:t>55 yaşımda bir ananın yanındayam, artıq daimi olaraq — övladlarımın anasının!</w:t>
+        <w:t>Həyatın gündəlik axarında ən ciddi laqeydliyimiz bəzən övladlarımıza və sevdiklərimizə kifayət qədər vaxt ayırmamağımızdır. Uşaqlar gözümüzün önündə sürətlə dəyişən möhtəşəm həyat filminin ən qiymətli qəhrəmanlarıdır. Onların böyüməsini izləməsək, ötüb-keçən anları bir daha geri qaytara bilmərik.</w:t>
       </w:r>
     </w:p>
     <w:p>
       <w:pPr>
-        <w:ind w:firstLine="425"/>
-        <w:jc w:val="both"/>
+        <w:jc w:val="left"/>
       </w:pPr>
       <w:r>
         <w:rPr>
-          <w:rFonts w:ascii="Times New Roman" w:hAnsi="Times New Roman" w:cs="Times New Roman"/>
-          <w:b w:val="0"/>
+          <w:rFonts w:ascii="Arial" w:hAnsi="Arial" w:eastAsia="Arial"/>
           <w:i w:val="0"/>
-          <w:sz w:val="24"/>
+          <w:color w:val="000000"/>
+          <w:sz w:val="22"/>
         </w:rPr>
-        <w:t>Anam isə... dünyasını dəyişib, mən onun həsrətiylə yaşayıram...</w:t>
+        <w:t>Həyatda keçmiş səhnələri yenidən göstərən “dayan”, “başla”, “irəli” və “geri” düymələri yoxdur. Bunu anladığımız gün gec olmasın.</w:t>
       </w:r>
     </w:p>
     <w:p>
       <w:pPr>
-        <w:ind w:firstLine="425"/>
-        <w:jc w:val="both"/>
+        <w:jc w:val="left"/>
       </w:pPr>
       <w:r>
         <w:rPr>
-          <w:rFonts w:ascii="Times New Roman" w:hAnsi="Times New Roman" w:cs="Times New Roman"/>
-          <w:b w:val="0"/>
+          <w:rFonts w:ascii="Arial" w:hAnsi="Arial" w:eastAsia="Arial"/>
           <w:i w:val="0"/>
-          <w:sz w:val="24"/>
+          <w:color w:val="000000"/>
+          <w:sz w:val="22"/>
         </w:rPr>
-        <w:t>Adət etdiyimiz həyat axışında ən ciddi laqeydliyimiz övladlarımıza kifayət qədər vaxt ayıra bilməməyimizdir...</w:t>
+        <w:t>Övladını bu gün sev. Bu gün qucaqla, əllərindən tut və yanında ol. Bugünkü bölümünü qaçırma; çünki sabah onun uşaqlığının yeni bir səhnəsi başlayacaq.</w:t>
       </w:r>
     </w:p>
     <w:p>
       <w:pPr>
-        <w:ind w:firstLine="425"/>
-        <w:jc w:val="both"/>
+        <w:jc w:val="left"/>
       </w:pPr>
       <w:r>
         <w:rPr>
-          <w:rFonts w:ascii="Times New Roman" w:hAnsi="Times New Roman" w:cs="Times New Roman"/>
-          <w:b w:val="0"/>
+          <w:rFonts w:ascii="Arial" w:hAnsi="Arial" w:eastAsia="Arial"/>
           <w:i w:val="0"/>
-          <w:sz w:val="24"/>
+          <w:color w:val="000000"/>
+          <w:sz w:val="22"/>
         </w:rPr>
-        <w:t>Uşaqlar doymadan seyr edə biləcəyimiz möhtəşəm bir həyat filminin ən mühüm iştirakçılarıdır. Haldan-hala, rəngdən-rəngə, şəkildən-şəklə düşərək dəyişirlər. Onları izləməyə laqeyd yanaşdıqca, həyat filminin sürətlə dəyişən kadrları arasında ötüb-keçən anları heç vaxt görə bilməyəcəyik.</w:t>
+        <w:t>“Ana sevgisi təmənnasız, qoruyucu və isti bir sığınacaqdır. Təmənnasız olduğu üçün onu məcburiyyətlə əldə etmək mümkün deyil.”</w:t>
       </w:r>
     </w:p>
     <w:p>
       <w:pPr>
-        <w:ind w:firstLine="425"/>
-        <w:jc w:val="both"/>
+        <w:pStyle w:val="Moral"/>
+        <w:keepNext/>
+        <w:keepLines/>
+        <w:widowControl/>
+        <w:spacing w:before="240" w:after="180" w:line="283" w:lineRule="auto"/>
+        <w:ind w:left="240" w:right="240"/>
+        <w:jc w:val="left"/>
+        <w:pBdr>
+          <w:top w:val="single" w:sz="8" w:space="7" w:color="E8D59A"/>
+          <w:left w:val="single" w:sz="32" w:space="11" w:color="C6A23A"/>
+          <w:bottom w:val="single" w:sz="8" w:space="7" w:color="E8D59A"/>
+          <w:right w:val="single" w:sz="8" w:space="11" w:color="E8D59A"/>
+        </w:pBdr>
+        <w:shd w:val="clear" w:color="auto" w:fill="FFF8E1"/>
       </w:pPr>
       <w:r>
         <w:rPr>
-          <w:rFonts w:ascii="Times New Roman" w:hAnsi="Times New Roman" w:cs="Times New Roman"/>
+          <w:rFonts w:ascii="Arial" w:hAnsi="Arial" w:eastAsia="Arial" w:cs="Arial"/>
+          <w:b/>
+          <w:i w:val="0"/>
+          <w:color w:val="9A7417"/>
+          <w:sz w:val="22"/>
+        </w:rPr>
+        <w:t xml:space="preserve">İbrət: </w:t>
+      </w:r>
+      <w:r>
+        <w:rPr>
+          <w:rFonts w:ascii="Arial" w:hAnsi="Arial" w:eastAsia="Arial" w:cs="Arial"/>
           <w:b w:val="0"/>
           <w:i w:val="0"/>
-          <w:sz w:val="24"/>
+          <w:color w:val="3F3826"/>
+          <w:sz w:val="22"/>
         </w:rPr>
-        <w:t>Həyatın ötüb keçmiş bütün anlarını yenidən seyr etmək üçün «stop», «start», «irəli», «geri» düymələri olan bir alətin mövcud olmadığını dərk edəndə, inşallah, gec olmasın.</w:t>
+        <w:t>Ana sevgisi təmənnasız və əvəzsizdir. Sevdiklərinə bu gün vaxt ayır; çünki geri qaytara bilməyəcəyin ən qiymətli sərvət zamandır.</w:t>
       </w:r>
     </w:p>
     <w:p>
       <w:pPr>
-        <w:ind w:firstLine="425"/>
-        <w:jc w:val="both"/>
+        <w:keepLines/>
+        <w:widowControl/>
+        <w:spacing w:before="60" w:after="0" w:line="240" w:lineRule="auto"/>
+        <w:jc w:val="right"/>
       </w:pPr>
       <w:r>
         <w:rPr>
-          <w:rFonts w:ascii="Times New Roman" w:hAnsi="Times New Roman" w:cs="Times New Roman"/>
-          <w:b w:val="0"/>
-          <w:i w:val="0"/>
-          <w:sz w:val="24"/>
-        </w:rPr>
-        <w:t>Övladını bu gün sev, bu gün öp, qoxusunu çək.</w:t>
-      </w:r>
-    </w:p>
-    <w:p>
-      <w:pPr>
-        <w:ind w:firstLine="425"/>
-        <w:jc w:val="both"/>
-      </w:pPr>
-      <w:r>
-        <w:rPr>
-          <w:rFonts w:ascii="Times New Roman" w:hAnsi="Times New Roman" w:cs="Times New Roman"/>
-          <w:b w:val="0"/>
-          <w:i w:val="0"/>
-          <w:sz w:val="24"/>
-        </w:rPr>
-        <w:t>Bu gün tut əllərindən.</w:t>
-      </w:r>
-    </w:p>
-    <w:p>
-      <w:pPr>
-        <w:ind w:firstLine="425"/>
-        <w:jc w:val="both"/>
-      </w:pPr>
-      <w:r>
-        <w:rPr>
-          <w:rFonts w:ascii="Times New Roman" w:hAnsi="Times New Roman" w:cs="Times New Roman"/>
-          <w:b w:val="0"/>
-          <w:i w:val="0"/>
-          <w:sz w:val="24"/>
-        </w:rPr>
-        <w:t>Bu gün onunla ol.</w:t>
-      </w:r>
-    </w:p>
-    <w:p>
-      <w:pPr>
-        <w:ind w:firstLine="425"/>
-        <w:jc w:val="both"/>
-      </w:pPr>
-      <w:r>
-        <w:rPr>
-          <w:rFonts w:ascii="Times New Roman" w:hAnsi="Times New Roman" w:cs="Times New Roman"/>
-          <w:b w:val="0"/>
-          <w:i w:val="0"/>
-          <w:sz w:val="24"/>
-        </w:rPr>
-        <w:t>Onu bu gün seyr et.</w:t>
-      </w:r>
-    </w:p>
-    <w:p>
-      <w:pPr>
-        <w:ind w:firstLine="425"/>
-        <w:jc w:val="both"/>
-      </w:pPr>
-      <w:r>
-        <w:rPr>
-          <w:rFonts w:ascii="Times New Roman" w:hAnsi="Times New Roman" w:cs="Times New Roman"/>
-          <w:b w:val="0"/>
-          <w:i w:val="0"/>
-          <w:sz w:val="24"/>
-        </w:rPr>
-        <w:t>Bugünkü bölümünü qətiyyən qaçırma!</w:t>
-      </w:r>
-    </w:p>
-    <w:p>
-      <w:pPr>
-        <w:ind w:firstLine="425"/>
-        <w:jc w:val="both"/>
-      </w:pPr>
-      <w:r>
-        <w:rPr>
-          <w:rFonts w:ascii="Times New Roman" w:hAnsi="Times New Roman" w:cs="Times New Roman"/>
-          <w:b w:val="0"/>
-          <w:i w:val="0"/>
-          <w:sz w:val="24"/>
-        </w:rPr>
-        <w:t>Sabaha izləmədiyin bölümlərlə çıxmayasan,</w:t>
-      </w:r>
-    </w:p>
-    <w:p>
-      <w:pPr>
-        <w:ind w:firstLine="425"/>
-        <w:jc w:val="both"/>
-      </w:pPr>
-      <w:r>
-        <w:rPr>
-          <w:rFonts w:ascii="Times New Roman" w:hAnsi="Times New Roman" w:cs="Times New Roman"/>
-          <w:b w:val="0"/>
-          <w:i w:val="0"/>
-          <w:sz w:val="24"/>
-        </w:rPr>
-        <w:t>ey sevimli ana... Ey gözəl ana...</w:t>
-      </w:r>
-    </w:p>
-    <w:p>
-      <w:pPr>
-        <w:ind w:firstLine="425"/>
-        <w:jc w:val="both"/>
-      </w:pPr>
-      <w:r>
-        <w:rPr>
-          <w:rFonts w:ascii="Times New Roman" w:hAnsi="Times New Roman" w:cs="Times New Roman"/>
-          <w:b w:val="0"/>
-          <w:i w:val="0"/>
-          <w:sz w:val="24"/>
-        </w:rPr>
-        <w:t>«Ana sevgisi təmənnasız, qoruyucu və isti bir sığınacaqdır. Təmənnasız olduğu üçün heç bir təsirə məruz qalmaz, əldə də edilə bilməz.»</w:t>
-      </w:r>
-    </w:p>
-    <w:p>
-      <w:pPr>
-        <w:spacing w:after="40"/>
-      </w:pPr>
-    </w:p>
-    <w:p>
-      <w:pPr>
-        <w:pBdr>
-          <w:top w:val="single" w:sz="4" w:space="6" w:color="D9C7A3"/>
-          <w:left w:val="single" w:sz="24" w:space="12" w:color="B8860B"/>
-          <w:bottom w:val="single" w:sz="4" w:space="6" w:color="D9C7A3"/>
-          <w:right w:val="single" w:sz="4" w:space="10" w:color="D9C7A3"/>
-        </w:pBdr>
-        <w:shd w:val="clear" w:color="auto" w:fill="FBF6EA"/>
-        <w:spacing w:before="0" w:after="60"/>
-        <w:ind w:left="227" w:right="113"/>
-        <w:jc w:val="both"/>
-      </w:pPr>
-      <w:r>
-        <w:rPr>
-          <w:rFonts w:ascii="Times New Roman" w:hAnsi="Times New Roman" w:cs="Times New Roman"/>
+          <w:rFonts w:ascii="Arial" w:hAnsi="Arial" w:eastAsia="Arial" w:cs="Arial"/>
           <w:b w:val="0"/>
           <w:i/>
-          <w:color w:val="333333"/>
-          <w:sz w:val="24"/>
+          <w:color w:val="8A7950"/>
+          <w:sz w:val="17"/>
         </w:rPr>
-        <w:t>Ana sevgisi təmənnasız və əvəzsizdir. Sevdiklərinə bu gün vaxt ayır, çünki geri qaytara bilməyəcəyin yeganə şey vaxtdır.</w:t>
+        <w:t>Hekayə açıq İnternet mənbələrindən əldə olunub.</w:t>
       </w:r>
-    </w:p>
-    <w:p>
-      <w:pPr>
-        <w:spacing w:after="120"/>
-      </w:pPr>
     </w:p>
     <w:sectPr>
       <w:pgSz w:w="12240" w:h="15840"/>
-      <w:pgMar w:top="1417" w:right="1417" w:bottom="1417" w:left="1417" w:header="720" w:footer="720" w:gutter="0"/>
+      <w:pgMar w:top="1440" w:right="1440" w:bottom="1440" w:left="1440" w:header="708" w:footer="708" w:gutter="0"/>
       <w:cols w:space="720"/>
       <w:docGrid w:linePitch="360"/>
     </w:sectPr>
@@ -838,12 +713,12 @@
     <w:qFormat/>
     <w:rsid w:val="00FC693F"/>
     <w:pPr>
-      <w:spacing w:line="276" w:lineRule="auto" w:after="120" w:before="0"/>
-      <w:jc w:val="both"/>
+      <w:spacing w:before="0" w:after="80" w:line="276" w:lineRule="auto"/>
     </w:pPr>
     <w:rPr>
-      <w:rFonts w:ascii="Times New Roman" w:hAnsi="Times New Roman" w:cs="Times New Roman"/>
-      <w:sz w:val="24"/>
+      <w:rFonts w:ascii="Arial" w:hAnsi="Arial" w:eastAsia="Arial"/>
+      <w:color w:val="000000"/>
+      <w:sz w:val="22"/>
     </w:rPr>
   </w:style>
   <w:style w:type="paragraph" w:styleId="Header">
@@ -901,17 +776,15 @@
     <w:pPr>
       <w:keepNext/>
       <w:keepLines/>
-      <w:spacing w:before="360" w:after="160"/>
-      <w:jc w:val="left"/>
+      <w:spacing w:before="480" w:after="0"/>
       <w:outlineLvl w:val="0"/>
     </w:pPr>
     <w:rPr>
-      <w:rFonts w:asciiTheme="majorHAnsi" w:eastAsiaTheme="majorEastAsia" w:hAnsiTheme="majorHAnsi" w:cstheme="majorBidi" w:ascii="Times New Roman" w:hAnsi="Times New Roman" w:cs="Times New Roman"/>
+      <w:rFonts w:asciiTheme="majorHAnsi" w:eastAsiaTheme="majorEastAsia" w:hAnsiTheme="majorHAnsi" w:cstheme="majorBidi"/>
       <w:b/>
       <w:bCs/>
-      <w:i w:val="0"/>
-      <w:color w:val="1F1F1F"/>
-      <w:sz w:val="30"/>
+      <w:color w:val="365F91" w:themeColor="accent1" w:themeShade="BF"/>
+      <w:sz w:val="28"/>
       <w:szCs w:val="28"/>
     </w:rPr>
   </w:style>
@@ -12529,6 +12402,18 @@
         <w:shd w:val="clear" w:color="auto" w:fill="FBCAA2" w:themeFill="accent6" w:themeFillTint="7F"/>
       </w:tcPr>
     </w:tblStylePr>
+  </w:style>
+  <w:style w:type="paragraph" w:customStyle="1" w:styleId="Moral">
+    <w:name w:val="Moral"/>
+    <w:basedOn w:val="Normal"/>
+    <w:pPr>
+      <w:spacing w:before="80" w:after="0" w:line="276" w:lineRule="auto"/>
+    </w:pPr>
+    <w:rPr>
+      <w:rFonts w:ascii="Arial" w:hAnsi="Arial" w:eastAsia="Arial"/>
+      <w:i/>
+      <w:sz w:val="22"/>
+    </w:rPr>
   </w:style>
 </w:styles>
 </file>
